--- a/druki/kacik-dyrektora/word/Kacik_Dyrektora_Kalendarz_PCTP.docx
+++ b/druki/kacik-dyrektora/word/Kacik_Dyrektora_Kalendarz_PCTP.docx
@@ -793,7 +793,7 @@
                 <w:sz w:val="12"/>
                 <w:szCs w:val="12"/>
               </w:rPr>
-              <w:t xml:space="preserve"> — ustawa z dnia 14 grudnia 2016 r. Prawo oświatowe (t.j. Dz.U. z 2024 r. poz. 737, z późn. zm.). · </w:t>
+              <w:t xml:space="preserve"> — ustawa z dnia 14 grudnia 2016 r. Prawo oświatowe (t.j. Dz.U. z 2026 r. poz. 820, z późn. zm.). · </w:t>
             </w:r>
             <w:r>
               <w:rPr>
@@ -849,7 +849,7 @@
                 <w:sz w:val="12"/>
                 <w:szCs w:val="12"/>
               </w:rPr>
-              <w:t xml:space="preserve"> — rozporządzenie MEN z dnia 25 sierpnia 2017 r. w sprawie nadzoru pedagogicznego (t.j. Dz.U. z 2020 r. poz. 1551, z późn. zm.). · </w:t>
+              <w:t xml:space="preserve"> — rozporządzenie MEN z dnia 25 sierpnia 2017 r. w sprawie nadzoru pedagogicznego (t.j. Dz.U. z 2024 r. poz. 15, z późn. zm.). · </w:t>
             </w:r>
             <w:r>
               <w:rPr>
@@ -1017,7 +1017,7 @@
                 <w:sz w:val="12"/>
                 <w:szCs w:val="12"/>
               </w:rPr>
-              <w:t xml:space="preserve"> — rozporządzenie Ministra Edukacji z dnia 2 marca 2026 r. w sprawie orzeczeń i opinii poradni (Dz.U. z 2026 r. poz. 428) — ocena funkcjonalna od 1.09.2026 r. · </w:t>
+              <w:t xml:space="preserve"> — rozporządzenie Ministra Edukacji z dnia 2 marca 2026 r. w sprawie orzeczeń i opinii poradni (Dz.U. z 2026 r. poz. 428) — obowiązuje zasadniczo od 14.04.2026 r.; wskazane przepisy od 1.09.2026 r. · </w:t>
             </w:r>
             <w:r>
               <w:rPr>
@@ -1045,7 +1045,7 @@
                 <w:sz w:val="12"/>
                 <w:szCs w:val="12"/>
               </w:rPr>
-              <w:t xml:space="preserve"> — rozporządzenie MEN z dnia 25 sierpnia 2017 r. o dokumentacji przebiegu nauczania (Dz.U. z 2017 r. poz. 1646, z późn. zm.). · </w:t>
+              <w:t xml:space="preserve"> — rozporządzenie MEN z dnia 25 sierpnia 2017 r. o dokumentacji przebiegu nauczania (t.j. Dz.U. z 2024 r. poz. 50). · </w:t>
             </w:r>
             <w:r>
               <w:rPr>
@@ -1073,7 +1073,7 @@
                 <w:sz w:val="12"/>
                 <w:szCs w:val="12"/>
               </w:rPr>
-              <w:t xml:space="preserve"> — rozporządzenie MEN z dnia 17 marca 2017 r. w sprawie szczegółowej organizacji publicznych szkół i publicznych przedszkoli (Dz.U. z 2017 r. poz. 649, z późn. zm.). · </w:t>
+              <w:t xml:space="preserve"> — rozporządzenie MEN z dnia 28 lutego 2019 r. w sprawie szczegółowej organizacji publicznych szkół i publicznych przedszkoli (t.j. Dz.U. z 2023 r. poz. 2736, z późn. zm.). · </w:t>
             </w:r>
             <w:r>
               <w:rPr>
@@ -1101,7 +1101,7 @@
                 <w:sz w:val="12"/>
                 <w:szCs w:val="12"/>
               </w:rPr>
-              <w:t xml:space="preserve"> — rozporządzenie MEN z dnia 27 sierpnia 2019 r. o świadectwach i drukach (Dz.U. z 2019 r. poz. 1700) — wzór </w:t>
+              <w:t xml:space="preserve"> — rozporządzenie MEiN z dnia 7 czerwca 2023 r. o świadectwach i drukach (Dz.U. z 2023 r. poz. 1120, z późn. zm.) — wzór </w:t>
             </w:r>
             <w:r>
               <w:rPr>
@@ -1115,7 +1115,7 @@
                 <w:sz w:val="12"/>
                 <w:szCs w:val="12"/>
               </w:rPr>
-              <w:t xml:space="preserve">MEN-I/74</w:t>
+              <w:t xml:space="preserve">MEiN-I/82</w:t>
             </w:r>
             <w:r>
               <w:rPr>
@@ -1241,7 +1241,7 @@
                 <w:sz w:val="12"/>
                 <w:szCs w:val="12"/>
               </w:rPr>
-              <w:t xml:space="preserve"> — ustawa z dnia 13 maja 2016 r. o przeciwdziałaniu zagrożeniom przestępczością na tle seksualnym i ochronie małoletnich (t.j. Dz.U. z 2024 r. poz. 560), zmieniona ustawą z dnia 5 sierpnia 2025 r. · </w:t>
+              <w:t xml:space="preserve"> — ustawa z dnia 13 maja 2016 r. o przeciwdziałaniu zagrożeniom przestępczością na tle seksualnym i ochronie małoletnich (t.j. Dz.U. z 2026 r. poz. 110), art. 22c ust. 6 — ocena standardów co najmniej raz na dwa lata · </w:t>
             </w:r>
             <w:r>
               <w:rPr>
@@ -1974,7 +1974,7 @@
                 <w:sz w:val="14"/>
                 <w:szCs w:val="14"/>
               </w:rPr>
-              <w:t xml:space="preserve">Aktualizacja standardów ochrony małoletnich po nowelizacji</w:t>
+              <w:t xml:space="preserve">Okresowa ocena standardów ochrony małoletnich i pisemne wnioski</w:t>
             </w:r>
           </w:p>
         </w:tc>
@@ -2040,7 +2040,7 @@
                 <w:sz w:val="14"/>
                 <w:szCs w:val="14"/>
               </w:rPr>
-              <w:t xml:space="preserve">do 15 sierpnia</w:t>
+              <w:t xml:space="preserve">cykl 2-letni</w:t>
             </w:r>
           </w:p>
         </w:tc>
@@ -5779,7 +5779,7 @@
                 <w:sz w:val="14"/>
                 <w:szCs w:val="14"/>
               </w:rPr>
-              <w:t xml:space="preserve">Przyjęcie wniosków rodziców o wydanie informacji MEN-I/74 dla dzieci 6-letnich</w:t>
+              <w:t xml:space="preserve">Przyjęcie wniosków rodziców o wydanie informacji MEiN-I/82 dla dzieci 6-letnich</w:t>
             </w:r>
           </w:p>
         </w:tc>
@@ -11944,7 +11944,7 @@
                 <w:sz w:val="14"/>
                 <w:szCs w:val="14"/>
               </w:rPr>
-              <w:t xml:space="preserve">Zebranie sprawozdań nauczycieli z pomocy p-p (druk D-1)</w:t>
+              <w:t xml:space="preserve">Zebranie sprawozdań nauczycieli z pomocy p-p (druk D-1) — jeżeli przewiduje to procedura placówki</w:t>
             </w:r>
           </w:p>
         </w:tc>
@@ -15121,7 +15121,7 @@
                 <w:sz w:val="14"/>
                 <w:szCs w:val="14"/>
               </w:rPr>
-              <w:t xml:space="preserve">Wydanie rodzicom informacji o gotowości szkolnej na wzorze MEN-I/74</w:t>
+              <w:t xml:space="preserve">Wydanie rodzicom informacji o gotowości szkolnej na wzorze MEiN-I/82</w:t>
             </w:r>
           </w:p>
         </w:tc>
@@ -18500,7 +18500,7 @@
                 <w:sz w:val="14"/>
                 <w:szCs w:val="14"/>
               </w:rPr>
-              <w:t xml:space="preserve">Zebranie sprawozdań nauczycieli i specjalistów (druki D-1, R-4, Z-3)</w:t>
+              <w:t xml:space="preserve">Zebranie sprawozdań nauczycieli i specjalistów (druki D-1, R-4, Z-3) — jeżeli przewiduje to procedura placówki</w:t>
             </w:r>
           </w:p>
         </w:tc>

--- a/druki/kacik-dyrektora/word/Kacik_Dyrektora_Kalendarz_PCTP.docx
+++ b/druki/kacik-dyrektora/word/Kacik_Dyrektora_Kalendarz_PCTP.docx
@@ -20668,7 +20668,7 @@
                 <w:sz w:val="14"/>
                 <w:szCs w:val="14"/>
               </w:rPr>
-              <w:t xml:space="preserve">Wydawanie opinii o funkcjonowaniu dziecka na wniosek poradni (druk DR-1)</w:t>
+              <w:t xml:space="preserve">Wydawanie opinii o funkcjonowaniu dziecka na prośbę poradni (druk DR-1)</w:t>
             </w:r>
           </w:p>
         </w:tc>
@@ -20734,7 +20734,7 @@
                 <w:sz w:val="14"/>
                 <w:szCs w:val="14"/>
               </w:rPr>
-              <w:t xml:space="preserve">10 dni od wpływu</w:t>
+              <w:t xml:space="preserve">10 dni od prośby</w:t>
             </w:r>
           </w:p>
         </w:tc>
